--- a/testakten/sanierungsgewinn-starug-plan-windenergie-pellbach-2026/06_8c_kstg_risiko_und_8d_kstg_antrag.docx
+++ b/testakten/sanierungsgewinn-starug-plan-windenergie-pellbach-2026/06_8c_kstg_risiko_und_8d_kstg_antrag.docx
@@ -5,10 +5,13 @@
     <w:p>
       <w:pPr>
         <w:pStyle w:val="Heading1"/>
+        <w:spacing w:after="160" w:line="259" w:lineRule="auto"/>
       </w:pPr>
       <w:r>
         <w:rPr>
           <w:rFonts w:ascii="Times New Roman" w:hAnsi="Times New Roman"/>
+          <w:b/>
+          <w:sz w:val="28"/>
         </w:rPr>
         <w:t>06 § 8c KStG-Risiko und § 8d KStG-Antrag (fortfuehrungsgebundener Verlustvortrag)</w:t>
       </w:r>
@@ -16,16 +19,20 @@
     <w:p>
       <w:pPr>
         <w:pStyle w:val="Heading2"/>
+        <w:spacing w:before="120" w:after="60" w:line="259" w:lineRule="auto"/>
       </w:pPr>
       <w:r>
         <w:rPr>
           <w:rFonts w:ascii="Times New Roman" w:hAnsi="Times New Roman"/>
+          <w:b/>
+          <w:sz w:val="22"/>
         </w:rPr>
         <w:t>I. Problem</w:t>
       </w:r>
     </w:p>
     <w:p>
       <w:pPr>
+        <w:spacing w:line="259" w:lineRule="auto" w:after="60"/>
         <w:jc w:val="left"/>
       </w:pPr>
       <w:r>
@@ -52,6 +59,7 @@
     </w:p>
     <w:p>
       <w:pPr>
+        <w:spacing w:line="259" w:lineRule="auto" w:after="60"/>
         <w:jc w:val="left"/>
       </w:pPr>
       <w:r>
@@ -61,10 +69,13 @@
     <w:p>
       <w:pPr>
         <w:pStyle w:val="Heading2"/>
+        <w:spacing w:before="120" w:after="60" w:line="259" w:lineRule="auto"/>
       </w:pPr>
       <w:r>
         <w:rPr>
           <w:rFonts w:ascii="Times New Roman" w:hAnsi="Times New Roman"/>
+          <w:b/>
+          <w:sz w:val="22"/>
         </w:rPr>
         <w:t>II. § 8c KStG — Pruefung im Detail</w:t>
       </w:r>
@@ -72,16 +83,20 @@
     <w:p>
       <w:pPr>
         <w:pStyle w:val="Heading3"/>
+        <w:spacing w:before="120" w:after="60" w:line="259" w:lineRule="auto"/>
       </w:pPr>
       <w:r>
         <w:rPr>
           <w:rFonts w:ascii="Times New Roman" w:hAnsi="Times New Roman"/>
+          <w:b/>
+          <w:sz w:val="22"/>
         </w:rPr>
         <w:t>1. Schädlicher Beteiligungserwerb</w:t>
       </w:r>
     </w:p>
     <w:p>
       <w:pPr>
+        <w:spacing w:line="259" w:lineRule="auto" w:after="60"/>
         <w:jc w:val="left"/>
       </w:pPr>
       <w:r>
@@ -90,6 +105,7 @@
     </w:p>
     <w:p>
       <w:pPr>
+        <w:spacing w:line="259" w:lineRule="auto" w:after="60"/>
         <w:jc w:val="left"/>
       </w:pPr>
       <w:r>
@@ -99,6 +115,7 @@
     <w:p>
       <w:pPr>
         <w:pStyle w:val="Heading3"/>
+        <w:spacing w:line="259" w:lineRule="auto" w:after="60"/>
       </w:pPr>
       <w:r>
         <w:rPr>
@@ -109,6 +126,7 @@
     </w:p>
     <w:p>
       <w:pPr>
+        <w:spacing w:line="259" w:lineRule="auto" w:after="60"/>
         <w:jc w:val="left"/>
       </w:pPr>
       <w:r>
@@ -292,6 +310,7 @@
     <w:p>
       <w:pPr>
         <w:pStyle w:val="Heading3"/>
+        <w:spacing w:line="259" w:lineRule="auto" w:after="60"/>
       </w:pPr>
       <w:r>
         <w:rPr>
@@ -302,6 +321,7 @@
     </w:p>
     <w:p>
       <w:pPr>
+        <w:spacing w:line="259" w:lineRule="auto" w:after="60"/>
         <w:jc w:val="left"/>
       </w:pPr>
       <w:r>
@@ -319,6 +339,7 @@
     </w:p>
     <w:p>
       <w:pPr>
+        <w:spacing w:line="259" w:lineRule="auto" w:after="60"/>
         <w:jc w:val="left"/>
       </w:pPr>
       <w:r>
@@ -336,6 +357,7 @@
     </w:p>
     <w:p>
       <w:pPr>
+        <w:spacing w:line="259" w:lineRule="auto" w:after="60"/>
         <w:jc w:val="left"/>
       </w:pPr>
       <w:r>
@@ -366,6 +388,7 @@
     <w:p>
       <w:pPr>
         <w:pStyle w:val="Heading3"/>
+        <w:spacing w:line="259" w:lineRule="auto" w:after="60"/>
       </w:pPr>
       <w:r>
         <w:rPr>
@@ -376,6 +399,7 @@
     </w:p>
     <w:p>
       <w:pPr>
+        <w:spacing w:line="259" w:lineRule="auto" w:after="60"/>
         <w:jc w:val="left"/>
       </w:pPr>
       <w:r>
@@ -393,6 +417,7 @@
     </w:p>
     <w:p>
       <w:pPr>
+        <w:spacing w:line="259" w:lineRule="auto" w:after="60"/>
         <w:jc w:val="left"/>
       </w:pPr>
       <w:r>
@@ -411,6 +436,7 @@
     <w:p>
       <w:pPr>
         <w:pStyle w:val="Heading2"/>
+        <w:spacing w:line="259" w:lineRule="auto" w:after="60"/>
       </w:pPr>
       <w:r>
         <w:rPr>
@@ -422,6 +448,7 @@
     <w:p>
       <w:pPr>
         <w:pStyle w:val="Heading3"/>
+        <w:spacing w:line="259" w:lineRule="auto" w:after="60"/>
       </w:pPr>
       <w:r>
         <w:rPr>
@@ -432,6 +459,7 @@
     </w:p>
     <w:p>
       <w:pPr>
+        <w:spacing w:line="259" w:lineRule="auto" w:after="60"/>
         <w:jc w:val="left"/>
       </w:pPr>
       <w:r>
@@ -440,6 +468,7 @@
     </w:p>
     <w:p>
       <w:pPr>
+        <w:spacing w:line="259" w:lineRule="auto" w:after="60"/>
         <w:jc w:val="left"/>
       </w:pPr>
       <w:r>
@@ -448,6 +477,7 @@
     </w:p>
     <w:p>
       <w:pPr>
+        <w:spacing w:line="259" w:lineRule="auto" w:after="60"/>
         <w:jc w:val="left"/>
       </w:pPr>
       <w:r>
@@ -456,6 +486,7 @@
     </w:p>
     <w:p>
       <w:pPr>
+        <w:spacing w:line="259" w:lineRule="auto" w:after="60"/>
         <w:jc w:val="left"/>
       </w:pPr>
       <w:r>
@@ -465,6 +496,7 @@
     <w:p>
       <w:pPr>
         <w:pStyle w:val="Heading3"/>
+        <w:spacing w:line="259" w:lineRule="auto" w:after="60"/>
       </w:pPr>
       <w:r>
         <w:rPr>
@@ -475,6 +507,7 @@
     </w:p>
     <w:p>
       <w:pPr>
+        <w:spacing w:line="259" w:lineRule="auto" w:after="60"/>
         <w:jc w:val="left"/>
       </w:pPr>
       <w:r>
@@ -487,6 +520,7 @@
     <w:p>
       <w:pPr>
         <w:pStyle w:val="ListBullet"/>
+        <w:spacing w:line="259" w:lineRule="auto" w:after="60"/>
       </w:pPr>
       <w:r>
         <w:t>Pellbach Windenergie GmbH wurde 1998 gegründet.</w:t>
@@ -495,6 +529,7 @@
     <w:p>
       <w:pPr>
         <w:pStyle w:val="ListBullet"/>
+        <w:spacing w:line="259" w:lineRule="auto" w:after="60"/>
       </w:pPr>
       <w:r>
         <w:t>Geschäftsbetrieb seit 1998 unverändert: Wartung von Windkraftanlagen, ergänzt durch Repowering-Services und Service-Engineering.</w:t>
@@ -503,6 +538,7 @@
     <w:p>
       <w:pPr>
         <w:pStyle w:val="ListBullet"/>
+        <w:spacing w:line="259" w:lineRule="auto" w:after="60"/>
       </w:pPr>
       <w:r>
         <w:t>Drittes WJ vor Anteilserwerb (2026): WJ 2023 (01.01.2023 — 31.12.2023). Im WJ 2023 bestand identischer Wartungsbetrieb wie heute.</w:t>
@@ -510,6 +546,7 @@
     </w:p>
     <w:p>
       <w:pPr>
+        <w:spacing w:line="259" w:lineRule="auto" w:after="60"/>
         <w:jc w:val="left"/>
       </w:pPr>
       <w:r>
@@ -524,6 +561,7 @@
     </w:p>
     <w:p>
       <w:pPr>
+        <w:spacing w:line="259" w:lineRule="auto" w:after="60"/>
         <w:jc w:val="left"/>
       </w:pPr>
       <w:r>
@@ -536,6 +574,7 @@
     <w:p>
       <w:pPr>
         <w:pStyle w:val="ListBullet"/>
+        <w:spacing w:line="259" w:lineRule="auto" w:after="60"/>
       </w:pPr>
       <w:r>
         <w:t>Keine Einstellung des Geschäftsbetriebs.</w:t>
@@ -544,6 +583,7 @@
     <w:p>
       <w:pPr>
         <w:pStyle w:val="ListBullet"/>
+        <w:spacing w:line="259" w:lineRule="auto" w:after="60"/>
       </w:pPr>
       <w:r>
         <w:t>Keine Aufnahme zusätzlicher Geschäftsfelder.</w:t>
@@ -552,6 +592,7 @@
     <w:p>
       <w:pPr>
         <w:pStyle w:val="ListBullet"/>
+        <w:spacing w:line="259" w:lineRule="auto" w:after="60"/>
       </w:pPr>
       <w:r>
         <w:t>Kein Wechsel des Wirtschaftszweigs (Wartung Windkraft bleibt).</w:t>
@@ -560,6 +601,7 @@
     <w:p>
       <w:pPr>
         <w:pStyle w:val="ListBullet"/>
+        <w:spacing w:line="259" w:lineRule="auto" w:after="60"/>
       </w:pPr>
       <w:r>
         <w:t>Keine Organträger-Stellung.</w:t>
@@ -568,6 +610,7 @@
     <w:p>
       <w:pPr>
         <w:pStyle w:val="ListBullet"/>
+        <w:spacing w:line="259" w:lineRule="auto" w:after="60"/>
       </w:pPr>
       <w:r>
         <w:t>Keine Personengesellschafts-Beteiligung.</w:t>
@@ -575,6 +618,7 @@
     </w:p>
     <w:p>
       <w:pPr>
+        <w:spacing w:line="259" w:lineRule="auto" w:after="60"/>
         <w:jc w:val="left"/>
       </w:pPr>
       <w:r>
@@ -598,6 +642,7 @@
     </w:p>
     <w:p>
       <w:pPr>
+        <w:spacing w:line="259" w:lineRule="auto" w:after="60"/>
         <w:jc w:val="left"/>
       </w:pPr>
       <w:r>
@@ -612,6 +657,7 @@
     </w:p>
     <w:p>
       <w:pPr>
+        <w:spacing w:line="259" w:lineRule="auto" w:after="60"/>
         <w:jc w:val="left"/>
       </w:pPr>
       <w:r>
@@ -623,6 +669,7 @@
     </w:p>
     <w:p>
       <w:pPr>
+        <w:spacing w:line="259" w:lineRule="auto" w:after="60"/>
         <w:jc w:val="left"/>
       </w:pPr>
       <w:r>
@@ -631,6 +678,7 @@
     </w:p>
     <w:p>
       <w:pPr>
+        <w:spacing w:line="259" w:lineRule="auto" w:after="60"/>
         <w:jc w:val="left"/>
       </w:pPr>
       <w:r>
@@ -646,6 +694,7 @@
     <w:p>
       <w:pPr>
         <w:pStyle w:val="Heading3"/>
+        <w:spacing w:line="259" w:lineRule="auto" w:after="60"/>
       </w:pPr>
       <w:r>
         <w:rPr>
@@ -656,6 +705,7 @@
     </w:p>
     <w:p>
       <w:pPr>
+        <w:spacing w:line="259" w:lineRule="auto" w:after="60"/>
         <w:jc w:val="left"/>
       </w:pPr>
       <w:r>
@@ -664,6 +714,7 @@
     </w:p>
     <w:p>
       <w:pPr>
+        <w:spacing w:line="259" w:lineRule="auto" w:after="60"/>
         <w:jc w:val="left"/>
       </w:pPr>
       <w:r>
@@ -675,6 +726,7 @@
     </w:p>
     <w:p>
       <w:pPr>
+        <w:spacing w:line="259" w:lineRule="auto" w:after="60"/>
         <w:ind w:left="567"/>
       </w:pPr>
       <w:r>
@@ -686,11 +738,13 @@
     </w:p>
     <w:p>
       <w:pPr>
+        <w:spacing w:line="259" w:lineRule="auto" w:after="60"/>
         <w:ind w:left="567"/>
       </w:pPr>
     </w:p>
     <w:p>
       <w:pPr>
+        <w:spacing w:line="259" w:lineRule="auto" w:after="60"/>
         <w:ind w:left="567"/>
       </w:pPr>
       <w:r>
@@ -702,11 +756,13 @@
     </w:p>
     <w:p>
       <w:pPr>
+        <w:spacing w:line="259" w:lineRule="auto" w:after="60"/>
         <w:ind w:left="567"/>
       </w:pPr>
     </w:p>
     <w:p>
       <w:pPr>
+        <w:spacing w:line="259" w:lineRule="auto" w:after="60"/>
         <w:ind w:left="567"/>
       </w:pPr>
       <w:r>
@@ -719,6 +775,7 @@
     <w:p>
       <w:pPr>
         <w:pStyle w:val="Heading2"/>
+        <w:spacing w:line="259" w:lineRule="auto" w:after="60"/>
       </w:pPr>
       <w:r>
         <w:rPr>
@@ -730,6 +787,7 @@
     <w:p>
       <w:pPr>
         <w:pStyle w:val="Heading3"/>
+        <w:spacing w:line="259" w:lineRule="auto" w:after="60"/>
       </w:pPr>
       <w:r>
         <w:rPr>
@@ -740,6 +798,7 @@
     </w:p>
     <w:p>
       <w:pPr>
+        <w:spacing w:line="259" w:lineRule="auto" w:after="60"/>
         <w:jc w:val="left"/>
       </w:pPr>
       <w:r>
@@ -767,6 +826,7 @@
     <w:p>
       <w:pPr>
         <w:pStyle w:val="ListNumber"/>
+        <w:spacing w:line="259" w:lineRule="auto" w:after="60"/>
       </w:pPr>
       <w:r>
         <w:t>Sanierungsertrag 22 Mio EUR (Plan-Hauptzahl) entsteht 02.07.2026 (Plan-Bestätigung).</w:t>
@@ -775,6 +835,7 @@
     <w:p>
       <w:pPr>
         <w:pStyle w:val="ListNumber"/>
+        <w:spacing w:line="259" w:lineRule="auto" w:after="60"/>
       </w:pPr>
       <w:r>
         <w:t>Verlustverrechnung § 3a Abs. 3 EStG: 22 - 6 = 16 Mio EUR verbleiben (KSt).</w:t>
@@ -783,6 +844,7 @@
     <w:p>
       <w:pPr>
         <w:pStyle w:val="ListNumber"/>
+        <w:spacing w:line="259" w:lineRule="auto" w:after="60"/>
       </w:pPr>
       <w:r>
         <w:t>Verlustvortrag KSt nach Verrechnung: 0 EUR.</w:t>
@@ -791,6 +853,7 @@
     <w:p>
       <w:pPr>
         <w:pStyle w:val="ListNumber"/>
+        <w:spacing w:line="259" w:lineRule="auto" w:after="60"/>
       </w:pPr>
       <w:r>
         <w:t>Anteilsübertragung August 2026 (35 %): Verlustuntergang wäre ohne § 8d KStG: 35 % von 0 = 0 EUR.</w:t>
@@ -799,6 +862,7 @@
     <w:p>
       <w:pPr>
         <w:pStyle w:val="ListNumber"/>
+        <w:spacing w:line="259" w:lineRule="auto" w:after="60"/>
       </w:pPr>
       <w:r>
         <w:rPr>
@@ -813,6 +877,7 @@
     <w:p>
       <w:pPr>
         <w:pStyle w:val="Heading3"/>
+        <w:spacing w:line="259" w:lineRule="auto" w:after="60"/>
       </w:pPr>
       <w:r>
         <w:rPr>
@@ -823,6 +888,7 @@
     </w:p>
     <w:p>
       <w:pPr>
+        <w:spacing w:line="259" w:lineRule="auto" w:after="60"/>
         <w:jc w:val="left"/>
       </w:pPr>
       <w:r>
@@ -831,6 +897,7 @@
     </w:p>
     <w:p>
       <w:pPr>
+        <w:spacing w:line="259" w:lineRule="auto" w:after="60"/>
         <w:jc w:val="left"/>
       </w:pPr>
       <w:r>
@@ -855,6 +922,7 @@
     <w:p>
       <w:pPr>
         <w:pStyle w:val="Heading2"/>
+        <w:spacing w:line="259" w:lineRule="auto" w:after="60"/>
       </w:pPr>
       <w:r>
         <w:rPr>
@@ -1105,6 +1173,7 @@
     <w:p>
       <w:pPr>
         <w:pStyle w:val="Heading2"/>
+        <w:spacing w:line="259" w:lineRule="auto" w:after="60"/>
       </w:pPr>
       <w:r>
         <w:rPr>
@@ -1307,6 +1376,7 @@
     <w:p>
       <w:pPr>
         <w:pStyle w:val="Heading2"/>
+        <w:spacing w:line="259" w:lineRule="auto" w:after="60"/>
       </w:pPr>
       <w:r>
         <w:rPr>
@@ -1318,6 +1388,7 @@
     <w:p>
       <w:pPr>
         <w:pStyle w:val="ListNumber"/>
+        <w:spacing w:line="259" w:lineRule="auto" w:after="60"/>
       </w:pPr>
       <w:r>
         <w:rPr>
@@ -1332,6 +1403,7 @@
     <w:p>
       <w:pPr>
         <w:pStyle w:val="ListNumber"/>
+        <w:spacing w:line="259" w:lineRule="auto" w:after="60"/>
       </w:pPr>
       <w:r>
         <w:rPr>
@@ -1346,6 +1418,7 @@
     <w:p>
       <w:pPr>
         <w:pStyle w:val="ListNumber"/>
+        <w:spacing w:line="259" w:lineRule="auto" w:after="60"/>
       </w:pPr>
       <w:r>
         <w:rPr>
@@ -1360,6 +1433,7 @@
     <w:p>
       <w:pPr>
         <w:pStyle w:val="ListNumber"/>
+        <w:spacing w:line="259" w:lineRule="auto" w:after="60"/>
       </w:pPr>
       <w:r>
         <w:rPr>
@@ -1373,6 +1447,7 @@
     </w:p>
     <w:p>
       <w:pPr>
+        <w:spacing w:line="259" w:lineRule="auto" w:after="60"/>
         <w:jc w:val="left"/>
       </w:pPr>
       <w:r>
@@ -1380,13 +1455,58 @@
       </w:r>
     </w:p>
     <w:sectPr>
+      <w:headerReference w:type="default" r:id="rId9"/>
+      <w:footerReference w:type="default" r:id="rId10"/>
       <w:pgSz w:w="11906" w:h="16838"/>
-      <w:pgMar w:top="1417" w:right="1417" w:bottom="1417" w:left="1417" w:header="720" w:footer="720" w:gutter="0"/>
+      <w:pgMar w:top="1191" w:right="1247" w:bottom="1134" w:left="1361" w:header="720" w:footer="720" w:gutter="0"/>
       <w:cols w:space="720"/>
       <w:docGrid w:linePitch="360"/>
     </w:sectPr>
   </w:body>
 </w:document>
+</file>
+
+<file path=word/footer1.xml><?xml version="1.0" encoding="utf-8"?>
+<w:ftr xmlns:m="http://schemas.openxmlformats.org/officeDocument/2006/math" xmlns:mc="http://schemas.openxmlformats.org/markup-compatibility/2006" xmlns:mo="http://schemas.microsoft.com/office/mac/office/2008/main" xmlns:mv="urn:schemas-microsoft-com:mac:vml" xmlns:o="urn:schemas-microsoft-com:office:office" xmlns:r="http://schemas.openxmlformats.org/officeDocument/2006/relationships" xmlns:v="urn:schemas-microsoft-com:vml" xmlns:w10="urn:schemas-microsoft-com:office:word" xmlns:w14="http://schemas.microsoft.com/office/word/2010/wordml" xmlns:w="http://schemas.openxmlformats.org/wordprocessingml/2006/main" xmlns:wne="http://schemas.microsoft.com/office/word/2006/wordml" xmlns:wp14="http://schemas.microsoft.com/office/word/2010/wordprocessingDrawing" xmlns:wp="http://schemas.openxmlformats.org/drawingml/2006/wordprocessingDrawing" xmlns:wpc="http://schemas.microsoft.com/office/word/2010/wordprocessingCanvas" xmlns:wpg="http://schemas.microsoft.com/office/word/2010/wordprocessingGroup" xmlns:wpi="http://schemas.microsoft.com/office/word/2010/wordprocessingInk" xmlns:wps="http://schemas.microsoft.com/office/word/2010/wordprocessingShape" mc:Ignorable="w14 wp14">
+  <w:p>
+    <w:pPr>
+      <w:pStyle w:val="Footer"/>
+      <w:jc w:val="left"/>
+    </w:pPr>
+    <w:r/>
+    <w:r>
+      <w:rPr>
+        <w:rFonts w:ascii="Times New Roman" w:hAnsi="Times New Roman"/>
+        <w:b w:val="0"/>
+        <w:color w:val="777777"/>
+        <w:sz w:val="17"/>
+      </w:rPr>
+      <w:t>Vertraulich | Bearbeitungsstand Juli 2026 | nur zur Aktenbearbeitung</w:t>
+    </w:r>
+  </w:p>
+</w:ftr>
+</file>
+
+<file path=word/header1.xml><?xml version="1.0" encoding="utf-8"?>
+<w:hdr xmlns:m="http://schemas.openxmlformats.org/officeDocument/2006/math" xmlns:mc="http://schemas.openxmlformats.org/markup-compatibility/2006" xmlns:mo="http://schemas.microsoft.com/office/mac/office/2008/main" xmlns:mv="urn:schemas-microsoft-com:mac:vml" xmlns:o="urn:schemas-microsoft-com:office:office" xmlns:r="http://schemas.openxmlformats.org/officeDocument/2006/relationships" xmlns:v="urn:schemas-microsoft-com:vml" xmlns:w10="urn:schemas-microsoft-com:office:word" xmlns:w14="http://schemas.microsoft.com/office/word/2010/wordml" xmlns:w="http://schemas.openxmlformats.org/wordprocessingml/2006/main" xmlns:wne="http://schemas.microsoft.com/office/word/2006/wordml" xmlns:wp14="http://schemas.microsoft.com/office/word/2010/wordprocessingDrawing" xmlns:wp="http://schemas.openxmlformats.org/drawingml/2006/wordprocessingDrawing" xmlns:wpc="http://schemas.microsoft.com/office/word/2010/wordprocessingCanvas" xmlns:wpg="http://schemas.microsoft.com/office/word/2010/wordprocessingGroup" xmlns:wpi="http://schemas.microsoft.com/office/word/2010/wordprocessingInk" xmlns:wps="http://schemas.microsoft.com/office/word/2010/wordprocessingShape" mc:Ignorable="w14 wp14">
+  <w:p>
+    <w:pPr>
+      <w:pStyle w:val="Header"/>
+      <w:jc w:val="left"/>
+    </w:pPr>
+    <w:r/>
+    <w:r>
+      <w:rPr>
+        <w:rFonts w:ascii="Times New Roman" w:hAnsi="Times New Roman"/>
+        <w:b w:val="0"/>
+        <w:i w:val="0"/>
+        <w:color w:val="666666"/>
+        <w:sz w:val="17"/>
+      </w:rPr>
+      <w:t>Lindenhof und Partner mbB | Insolvenz- und Restrukturierungsakte | Bearbeitungsstand Juli 2026</w:t>
+    </w:r>
+  </w:p>
+</w:hdr>
 </file>
 
 <file path=word/numbering.xml><?xml version="1.0" encoding="utf-8"?>
@@ -2103,11 +2223,12 @@
       <w:contextualSpacing/>
     </w:pPr>
     <w:rPr>
-      <w:rFonts w:asciiTheme="majorHAnsi" w:eastAsiaTheme="majorEastAsia" w:hAnsiTheme="majorHAnsi" w:cstheme="majorBidi"/>
+      <w:rFonts w:asciiTheme="majorHAnsi" w:eastAsiaTheme="majorEastAsia" w:hAnsiTheme="majorHAnsi" w:cstheme="majorBidi" w:ascii="Times New Roman" w:hAnsi="Times New Roman"/>
+      <w:b/>
       <w:color w:val="17365D" w:themeColor="text2" w:themeShade="BF"/>
       <w:spacing w:val="5"/>
       <w:kern w:val="28"/>
-      <w:sz w:val="52"/>
+      <w:sz w:val="30"/>
       <w:szCs w:val="52"/>
     </w:rPr>
   </w:style>
